--- a/Python_Final_Cicek_Akkaya.docx
+++ b/Python_Final_Cicek_Akkaya.docx
@@ -1511,13 +1511,7 @@
         <w:rPr>
           <w:lang w:val="en-GB"/>
         </w:rPr>
-        <w:t xml:space="preserve">the </w:t>
-      </w:r>
-      <w:r>
-        <w:rPr>
-          <w:lang w:val="en-GB"/>
-        </w:rPr>
-        <w:t xml:space="preserve">completed </w:t>
+        <w:t xml:space="preserve">the completed </w:t>
       </w:r>
       <w:r>
         <w:rPr>
@@ -1586,21 +1580,7 @@
             <w:rStyle w:val="Hyperlink"/>
             <w:lang w:val="en-GB"/>
           </w:rPr>
-          <w:t>https://drive.google.com/file/d/1fVhfu8p</w:t>
-        </w:r>
-        <w:r>
-          <w:rPr>
-            <w:rStyle w:val="Hyperlink"/>
-            <w:lang w:val="en-GB"/>
-          </w:rPr>
-          <w:t>s</w:t>
-        </w:r>
-        <w:r>
-          <w:rPr>
-            <w:rStyle w:val="Hyperlink"/>
-            <w:lang w:val="en-GB"/>
-          </w:rPr>
-          <w:t>va-EYzfMw2x9fLV7Ct7Qy-Ek/view?usp=sharing</w:t>
+          <w:t>https://drive.google.com/file/d/1fVhfu8psva-EYzfMw2x9fLV7Ct7Qy-Ek/view?usp=sharing</w:t>
         </w:r>
       </w:hyperlink>
     </w:p>
